--- a/Knowledge_Transfer_Principles.docx
+++ b/Knowledge_Transfer_Principles.docx
@@ -4,6 +4,58 @@
   <w:body>
     <w:p>
       <w:r>
+        <w:t>Document Name</w:t>
+      </w:r>
+    </w:p>
+    <w:p>
+      <w:r>
+        <w:t>Knowledge_Transfer_Principles</w:t>
+      </w:r>
+      <w:r>
+        <w:rPr>
+          <w:rFonts w:hint="eastAsia"/>
+        </w:rPr>
+        <w:t>.docx</w:t>
+      </w:r>
+    </w:p>
+    <w:p>
+      <w:r>
+        <w:t>Purpose</w:t>
+      </w:r>
+    </w:p>
+    <w:p>
+      <w:r>
+        <w:rPr>
+          <w:rFonts w:hint="eastAsia"/>
+        </w:rPr>
+        <w:t>원칙을 정해놓음으로써 진행방향을 잃지 않도록 하기 위해.</w:t>
+      </w:r>
+    </w:p>
+    <w:p>
+      <w:r>
+        <w:t>Background</w:t>
+      </w:r>
+    </w:p>
+    <w:p/>
+    <w:p>
+      <w:r>
+        <w:t>Requirements</w:t>
+      </w:r>
+    </w:p>
+    <w:p/>
+    <w:p>
+      <w:r>
+        <w:t>Design</w:t>
+      </w:r>
+    </w:p>
+    <w:p/>
+    <w:p>
+      <w:r>
+        <w:t>Notes</w:t>
+      </w:r>
+    </w:p>
+    <w:p>
+      <w:r>
         <w:t>Knowledge</w:t>
       </w:r>
       <w:r>
@@ -21,8 +73,6 @@
         </w:rPr>
         <w:t xml:space="preserve"> </w:t>
       </w:r>
-      <w:bookmarkStart w:id="0" w:name="_GoBack"/>
-      <w:bookmarkEnd w:id="0"/>
       <w:r>
         <w:t>Principles</w:t>
       </w:r>
@@ -30,35 +80,7 @@
         <w:rPr>
           <w:rFonts w:hint="eastAsia"/>
         </w:rPr>
-        <w:t xml:space="preserve"> (</w:t>
-      </w:r>
-      <w:proofErr w:type="spellStart"/>
-      <w:r>
-        <w:rPr>
-          <w:rFonts w:hint="eastAsia"/>
-        </w:rPr>
-        <w:t>KJVAMA</w:t>
-      </w:r>
-      <w:proofErr w:type="spellEnd"/>
-      <w:r>
-        <w:rPr>
-          <w:rFonts w:hint="eastAsia"/>
-        </w:rPr>
-        <w:t xml:space="preserve"> Project의 </w:t>
-      </w:r>
-      <w:proofErr w:type="spellStart"/>
-      <w:r>
-        <w:rPr>
-          <w:rFonts w:hint="eastAsia"/>
-        </w:rPr>
-        <w:t>지식전수원칙</w:t>
-      </w:r>
-      <w:proofErr w:type="spellEnd"/>
-      <w:r>
-        <w:rPr>
-          <w:rFonts w:hint="eastAsia"/>
-        </w:rPr>
-        <w:t>)</w:t>
+        <w:t xml:space="preserve"> (KJVAMA Project의 지식전수원칙)</w:t>
       </w:r>
     </w:p>
     <w:p>
@@ -158,7 +180,6 @@
         </w:rPr>
         <w:t xml:space="preserve"> </w:t>
       </w:r>
-      <w:proofErr w:type="spellStart"/>
       <w:r>
         <w:rPr>
           <w:rFonts w:hint="eastAsia"/>
@@ -169,34 +190,13 @@
         <w:rPr>
           <w:rFonts w:hint="eastAsia"/>
         </w:rPr>
-        <w:t>JVAMA</w:t>
-      </w:r>
-      <w:proofErr w:type="spellEnd"/>
-      <w:r>
-        <w:rPr>
-          <w:rFonts w:hint="eastAsia"/>
-        </w:rPr>
-        <w:t xml:space="preserve">)는 </w:t>
-      </w:r>
-      <w:r>
-        <w:rPr>
-          <w:rFonts w:hint="eastAsia"/>
-        </w:rPr>
-        <w:t xml:space="preserve">다음과 같은 </w:t>
-      </w:r>
-      <w:proofErr w:type="spellStart"/>
-      <w:r>
-        <w:rPr>
-          <w:rFonts w:hint="eastAsia"/>
-        </w:rPr>
-        <w:t>지식전수의</w:t>
-      </w:r>
-      <w:proofErr w:type="spellEnd"/>
-      <w:r>
-        <w:rPr>
-          <w:rFonts w:hint="eastAsia"/>
-        </w:rPr>
-        <w:t xml:space="preserve"> 원칙을 가진다.</w:t>
+        <w:t xml:space="preserve">JVAMA)는 </w:t>
+      </w:r>
+      <w:r>
+        <w:rPr>
+          <w:rFonts w:hint="eastAsia"/>
+        </w:rPr>
+        <w:t>다음과 같은 지식전수의 원칙을 가진다.</w:t>
       </w:r>
     </w:p>
     <w:p>
@@ -280,8 +280,44 @@
       </w:r>
     </w:p>
     <w:p/>
+    <w:p>
+      <w:r>
+        <w:t>Decision</w:t>
+      </w:r>
+    </w:p>
+    <w:p/>
+    <w:p>
+      <w:r>
+        <w:t>History</w:t>
+      </w:r>
+    </w:p>
+    <w:p>
+      <w:r>
+        <w:rPr>
+          <w:rFonts w:hint="eastAsia"/>
+        </w:rPr>
+        <w:lastRenderedPageBreak/>
+        <w:t>2026.07.17</w:t>
+      </w:r>
+      <w:r>
+        <w:rPr>
+          <w:rFonts w:hint="eastAsia"/>
+        </w:rPr>
+        <w:tab/>
+        <w:t>v.1.0</w:t>
+      </w:r>
+      <w:r>
+        <w:rPr>
+          <w:rFonts w:hint="eastAsia"/>
+        </w:rPr>
+        <w:tab/>
+        <w:t>Initial</w:t>
+      </w:r>
+      <w:bookmarkStart w:id="0" w:name="_GoBack"/>
+      <w:bookmarkEnd w:id="0"/>
+    </w:p>
+    <w:p/>
     <w:sectPr>
-      <w:footerReference w:type="default" r:id="rId8"/>
       <w:pgSz w:w="11906" w:h="16838"/>
       <w:pgMar w:top="1701" w:right="1440" w:bottom="1440" w:left="1440" w:header="851" w:footer="992" w:gutter="0"/>
       <w:cols w:space="425"/>
@@ -289,103 +325,6 @@
     </w:sectPr>
   </w:body>
 </w:document>
-</file>
-
-<file path=word/endnotes.xml><?xml version="1.0" encoding="utf-8"?>
-<w:endnotes xmlns:wpc="http://schemas.microsoft.com/office/word/2010/wordprocessingCanvas" xmlns:mc="http://schemas.openxmlformats.org/markup-compatibility/2006" xmlns:o="urn:schemas-microsoft-com:office:office" xmlns:r="http://schemas.openxmlformats.org/officeDocument/2006/relationships" xmlns:m="http://schemas.openxmlformats.org/officeDocument/2006/math" xmlns:v="urn:schemas-microsoft-com:vml" xmlns:wp14="http://schemas.microsoft.com/office/word/2010/wordprocessingDrawing" xmlns:wp="http://schemas.openxmlformats.org/drawingml/2006/wordprocessingDrawing" xmlns:w10="urn:schemas-microsoft-com:office:word" xmlns:w="http://schemas.openxmlformats.org/wordprocessingml/2006/main" xmlns:w14="http://schemas.microsoft.com/office/word/2010/wordml" xmlns:wpg="http://schemas.microsoft.com/office/word/2010/wordprocessingGroup" xmlns:wpi="http://schemas.microsoft.com/office/word/2010/wordprocessingInk" xmlns:wne="http://schemas.microsoft.com/office/word/2006/wordml" xmlns:wps="http://schemas.microsoft.com/office/word/2010/wordprocessingShape" mc:Ignorable="w14 wp14">
-  <w:endnote w:type="separator" w:id="-1">
-    <w:p>
-      <w:pPr>
-        <w:spacing w:after="0" w:line="240" w:lineRule="auto"/>
-      </w:pPr>
-      <w:r>
-        <w:separator/>
-      </w:r>
-    </w:p>
-  </w:endnote>
-  <w:endnote w:type="continuationSeparator" w:id="0">
-    <w:p>
-      <w:pPr>
-        <w:spacing w:after="0" w:line="240" w:lineRule="auto"/>
-      </w:pPr>
-      <w:r>
-        <w:continuationSeparator/>
-      </w:r>
-    </w:p>
-  </w:endnote>
-</w:endnotes>
-</file>
-
-<file path=word/footer1.xml><?xml version="1.0" encoding="utf-8"?>
-<w:ftr xmlns:wpc="http://schemas.microsoft.com/office/word/2010/wordprocessingCanvas" xmlns:mc="http://schemas.openxmlformats.org/markup-compatibility/2006" xmlns:o="urn:schemas-microsoft-com:office:office" xmlns:r="http://schemas.openxmlformats.org/officeDocument/2006/relationships" xmlns:m="http://schemas.openxmlformats.org/officeDocument/2006/math" xmlns:v="urn:schemas-microsoft-com:vml" xmlns:wp14="http://schemas.microsoft.com/office/word/2010/wordprocessingDrawing" xmlns:wp="http://schemas.openxmlformats.org/drawingml/2006/wordprocessingDrawing" xmlns:w10="urn:schemas-microsoft-com:office:word" xmlns:w="http://schemas.openxmlformats.org/wordprocessingml/2006/main" xmlns:w14="http://schemas.microsoft.com/office/word/2010/wordml" xmlns:wpg="http://schemas.microsoft.com/office/word/2010/wordprocessingGroup" xmlns:wpi="http://schemas.microsoft.com/office/word/2010/wordprocessingInk" xmlns:wne="http://schemas.microsoft.com/office/word/2006/wordml" xmlns:wps="http://schemas.microsoft.com/office/word/2010/wordprocessingShape" mc:Ignorable="w14 wp14">
-  <w:sdt>
-    <w:sdtPr>
-      <w:id w:val="-494034974"/>
-      <w:docPartObj>
-        <w:docPartGallery w:val="Page Numbers (Bottom of Page)"/>
-        <w:docPartUnique/>
-      </w:docPartObj>
-    </w:sdtPr>
-    <w:sdtEndPr/>
-    <w:sdtContent>
-      <w:p>
-        <w:pPr>
-          <w:pStyle w:val="a5"/>
-          <w:jc w:val="center"/>
-        </w:pPr>
-        <w:r>
-          <w:fldChar w:fldCharType="begin"/>
-        </w:r>
-        <w:r>
-          <w:instrText>PAGE   \* MERGEFORMAT</w:instrText>
-        </w:r>
-        <w:r>
-          <w:fldChar w:fldCharType="separate"/>
-        </w:r>
-        <w:r>
-          <w:rPr>
-            <w:noProof/>
-            <w:lang w:val="ko-KR"/>
-          </w:rPr>
-          <w:t>1</w:t>
-        </w:r>
-        <w:r>
-          <w:fldChar w:fldCharType="end"/>
-        </w:r>
-      </w:p>
-    </w:sdtContent>
-  </w:sdt>
-  <w:p>
-    <w:pPr>
-      <w:pStyle w:val="a5"/>
-    </w:pPr>
-  </w:p>
-</w:ftr>
-</file>
-
-<file path=word/footnotes.xml><?xml version="1.0" encoding="utf-8"?>
-<w:footnotes xmlns:wpc="http://schemas.microsoft.com/office/word/2010/wordprocessingCanvas" xmlns:mc="http://schemas.openxmlformats.org/markup-compatibility/2006" xmlns:o="urn:schemas-microsoft-com:office:office" xmlns:r="http://schemas.openxmlformats.org/officeDocument/2006/relationships" xmlns:m="http://schemas.openxmlformats.org/officeDocument/2006/math" xmlns:v="urn:schemas-microsoft-com:vml" xmlns:wp14="http://schemas.microsoft.com/office/word/2010/wordprocessingDrawing" xmlns:wp="http://schemas.openxmlformats.org/drawingml/2006/wordprocessingDrawing" xmlns:w10="urn:schemas-microsoft-com:office:word" xmlns:w="http://schemas.openxmlformats.org/wordprocessingml/2006/main" xmlns:w14="http://schemas.microsoft.com/office/word/2010/wordml" xmlns:wpg="http://schemas.microsoft.com/office/word/2010/wordprocessingGroup" xmlns:wpi="http://schemas.microsoft.com/office/word/2010/wordprocessingInk" xmlns:wne="http://schemas.microsoft.com/office/word/2006/wordml" xmlns:wps="http://schemas.microsoft.com/office/word/2010/wordprocessingShape" mc:Ignorable="w14 wp14">
-  <w:footnote w:type="separator" w:id="-1">
-    <w:p>
-      <w:pPr>
-        <w:spacing w:after="0" w:line="240" w:lineRule="auto"/>
-      </w:pPr>
-      <w:r>
-        <w:separator/>
-      </w:r>
-    </w:p>
-  </w:footnote>
-  <w:footnote w:type="continuationSeparator" w:id="0">
-    <w:p>
-      <w:pPr>
-        <w:spacing w:after="0" w:line="240" w:lineRule="auto"/>
-      </w:pPr>
-      <w:r>
-        <w:continuationSeparator/>
-      </w:r>
-    </w:p>
-  </w:footnote>
-</w:footnotes>
 </file>
 
 <file path=word/numbering.xml><?xml version="1.0" encoding="utf-8"?>
@@ -708,54 +647,10 @@
     <w:basedOn w:val="a"/>
     <w:uiPriority w:val="34"/>
     <w:qFormat/>
-    <w:rsid w:val="009C0901"/>
+    <w:rsid w:val="00F5404B"/>
     <w:pPr>
       <w:ind w:leftChars="400" w:left="800"/>
     </w:pPr>
-  </w:style>
-  <w:style w:type="paragraph" w:styleId="a4">
-    <w:name w:val="header"/>
-    <w:basedOn w:val="a"/>
-    <w:link w:val="Char"/>
-    <w:uiPriority w:val="99"/>
-    <w:unhideWhenUsed/>
-    <w:rsid w:val="00255AD3"/>
-    <w:pPr>
-      <w:tabs>
-        <w:tab w:val="center" w:pos="4513"/>
-        <w:tab w:val="right" w:pos="9026"/>
-      </w:tabs>
-      <w:snapToGrid w:val="0"/>
-    </w:pPr>
-  </w:style>
-  <w:style w:type="character" w:customStyle="1" w:styleId="Char">
-    <w:name w:val="머리글 Char"/>
-    <w:basedOn w:val="a0"/>
-    <w:link w:val="a4"/>
-    <w:uiPriority w:val="99"/>
-    <w:rsid w:val="00255AD3"/>
-  </w:style>
-  <w:style w:type="paragraph" w:styleId="a5">
-    <w:name w:val="footer"/>
-    <w:basedOn w:val="a"/>
-    <w:link w:val="Char0"/>
-    <w:uiPriority w:val="99"/>
-    <w:unhideWhenUsed/>
-    <w:rsid w:val="00255AD3"/>
-    <w:pPr>
-      <w:tabs>
-        <w:tab w:val="center" w:pos="4513"/>
-        <w:tab w:val="right" w:pos="9026"/>
-      </w:tabs>
-      <w:snapToGrid w:val="0"/>
-    </w:pPr>
-  </w:style>
-  <w:style w:type="character" w:customStyle="1" w:styleId="Char0">
-    <w:name w:val="바닥글 Char"/>
-    <w:basedOn w:val="a0"/>
-    <w:link w:val="a5"/>
-    <w:uiPriority w:val="99"/>
-    <w:rsid w:val="00255AD3"/>
   </w:style>
 </w:styles>
 </file>
@@ -959,54 +854,10 @@
     <w:basedOn w:val="a"/>
     <w:uiPriority w:val="34"/>
     <w:qFormat/>
-    <w:rsid w:val="009C0901"/>
+    <w:rsid w:val="00F5404B"/>
     <w:pPr>
       <w:ind w:leftChars="400" w:left="800"/>
     </w:pPr>
-  </w:style>
-  <w:style w:type="paragraph" w:styleId="a4">
-    <w:name w:val="header"/>
-    <w:basedOn w:val="a"/>
-    <w:link w:val="Char"/>
-    <w:uiPriority w:val="99"/>
-    <w:unhideWhenUsed/>
-    <w:rsid w:val="00255AD3"/>
-    <w:pPr>
-      <w:tabs>
-        <w:tab w:val="center" w:pos="4513"/>
-        <w:tab w:val="right" w:pos="9026"/>
-      </w:tabs>
-      <w:snapToGrid w:val="0"/>
-    </w:pPr>
-  </w:style>
-  <w:style w:type="character" w:customStyle="1" w:styleId="Char">
-    <w:name w:val="머리글 Char"/>
-    <w:basedOn w:val="a0"/>
-    <w:link w:val="a4"/>
-    <w:uiPriority w:val="99"/>
-    <w:rsid w:val="00255AD3"/>
-  </w:style>
-  <w:style w:type="paragraph" w:styleId="a5">
-    <w:name w:val="footer"/>
-    <w:basedOn w:val="a"/>
-    <w:link w:val="Char0"/>
-    <w:uiPriority w:val="99"/>
-    <w:unhideWhenUsed/>
-    <w:rsid w:val="00255AD3"/>
-    <w:pPr>
-      <w:tabs>
-        <w:tab w:val="center" w:pos="4513"/>
-        <w:tab w:val="right" w:pos="9026"/>
-      </w:tabs>
-      <w:snapToGrid w:val="0"/>
-    </w:pPr>
-  </w:style>
-  <w:style w:type="character" w:customStyle="1" w:styleId="Char0">
-    <w:name w:val="바닥글 Char"/>
-    <w:basedOn w:val="a0"/>
-    <w:link w:val="a5"/>
-    <w:uiPriority w:val="99"/>
-    <w:rsid w:val="00255AD3"/>
   </w:style>
 </w:styles>
 </file>
